--- a/06-学生侧材料/讲义/5-无机化学/第六讲：铁、钴、镍、铜、锌（过渡金属二）（Word清稿）.docx
+++ b/06-学生侧材料/讲义/5-无机化学/第六讲：铁、钴、镍、铜、锌（过渡金属二）（Word清稿）.docx
@@ -2842,7 +2842,31 @@
         <w:rPr>
           <w:rFonts w:ascii="Times New Roman" w:hAnsi="Times New Roman" w:eastAsia="Times New Roman" w:cs="Times New Roman"/>
         </w:rPr>
-        <w:t xml:space="preserve"> CFSE。</w:t>
+        <w:t xml:space="preserve"> </w:t>
+      </w:r>
+      <w:r>
+        <w:rPr>
+          <w:rFonts w:hint="eastAsia" w:ascii="Times New Roman" w:hAnsi="Times New Roman" w:eastAsia="Times New Roman" w:cs="Times New Roman"/>
+        </w:rPr>
+        <w:t>CFSE。（</w:t>
+      </w:r>
+      <w:r>
+        <w:rPr>
+          <w:rFonts w:hint="eastAsia" w:ascii="Times New Roman" w:hAnsi="Times New Roman" w:eastAsia="FangSong" w:cs="Times New Roman"/>
+        </w:rPr>
+        <w:t>见图</w:t>
+      </w:r>
+      <w:r>
+        <w:rPr>
+          <w:rFonts w:ascii="Times New Roman" w:hAnsi="Times New Roman" w:eastAsia="Times New Roman" w:cs="Times New Roman"/>
+        </w:rPr>
+        <w:t xml:space="preserve"> </w:t>
+      </w:r>
+      <w:r>
+        <w:rPr>
+          <w:rFonts w:hint="eastAsia" w:ascii="Times New Roman" w:hAnsi="Times New Roman" w:eastAsia="Times New Roman" w:cs="Times New Roman"/>
+        </w:rPr>
+        <w:t xml:space="preserve">1）</w:t>
       </w:r>
     </w:p>
     <w:p>
@@ -6528,7 +6552,25 @@
         <w:rPr>
           <w:rFonts w:hint="eastAsia" w:ascii="Times New Roman" w:hAnsi="Times New Roman" w:eastAsia="Times New Roman" w:cs="Times New Roman"/>
         </w:rPr>
-        <w:t>」。</w:t>
+        <w:t>」。（</w:t>
+      </w:r>
+      <w:r>
+        <w:rPr>
+          <w:rFonts w:hint="eastAsia" w:ascii="Times New Roman" w:hAnsi="Times New Roman" w:eastAsia="FangSong" w:cs="Times New Roman"/>
+        </w:rPr>
+        <w:t>见图</w:t>
+      </w:r>
+      <w:r>
+        <w:rPr>
+          <w:rFonts w:ascii="Times New Roman" w:hAnsi="Times New Roman" w:eastAsia="Times New Roman" w:cs="Times New Roman"/>
+        </w:rPr>
+        <w:t xml:space="preserve"> </w:t>
+      </w:r>
+      <w:r>
+        <w:rPr>
+          <w:rFonts w:hint="eastAsia" w:ascii="Times New Roman" w:hAnsi="Times New Roman" w:eastAsia="Times New Roman" w:cs="Times New Roman"/>
+        </w:rPr>
+        <w:t>2）</w:t>
       </w:r>
       <w:r>
         <w:rPr>
@@ -7652,7 +7694,25 @@
         <w:rPr>
           <w:rFonts w:hint="eastAsia" w:ascii="Times New Roman" w:hAnsi="Times New Roman" w:eastAsia="Times New Roman" w:cs="Times New Roman"/>
         </w:rPr>
-        <w:t>。</w:t>
+        <w:t>。（</w:t>
+      </w:r>
+      <w:r>
+        <w:rPr>
+          <w:rFonts w:hint="eastAsia" w:ascii="Times New Roman" w:hAnsi="Times New Roman" w:eastAsia="FangSong" w:cs="Times New Roman"/>
+        </w:rPr>
+        <w:t>见图</w:t>
+      </w:r>
+      <w:r>
+        <w:rPr>
+          <w:rFonts w:ascii="Times New Roman" w:hAnsi="Times New Roman" w:eastAsia="Times New Roman" w:cs="Times New Roman"/>
+        </w:rPr>
+        <w:t xml:space="preserve"> </w:t>
+      </w:r>
+      <w:r>
+        <w:rPr>
+          <w:rFonts w:hint="eastAsia" w:ascii="Times New Roman" w:hAnsi="Times New Roman" w:eastAsia="Times New Roman" w:cs="Times New Roman"/>
+        </w:rPr>
+        <w:t xml:space="preserve">3）</w:t>
       </w:r>
     </w:p>
     <w:p>
@@ -11322,7 +11382,25 @@
         <w:rPr>
           <w:rFonts w:hint="eastAsia" w:ascii="Times New Roman" w:hAnsi="Times New Roman" w:eastAsia="Times New Roman" w:cs="Times New Roman"/>
         </w:rPr>
-        <w:t>。</w:t>
+        <w:t>。（</w:t>
+      </w:r>
+      <w:r>
+        <w:rPr>
+          <w:rFonts w:hint="eastAsia" w:ascii="Times New Roman" w:hAnsi="Times New Roman" w:eastAsia="FangSong" w:cs="Times New Roman"/>
+        </w:rPr>
+        <w:t>见图</w:t>
+      </w:r>
+      <w:r>
+        <w:rPr>
+          <w:rFonts w:ascii="Times New Roman" w:hAnsi="Times New Roman" w:eastAsia="Times New Roman" w:cs="Times New Roman"/>
+        </w:rPr>
+        <w:t xml:space="preserve"> </w:t>
+      </w:r>
+      <w:r>
+        <w:rPr>
+          <w:rFonts w:hint="eastAsia" w:ascii="Times New Roman" w:hAnsi="Times New Roman" w:eastAsia="Times New Roman" w:cs="Times New Roman"/>
+        </w:rPr>
+        <w:t xml:space="preserve">4）</w:t>
       </w:r>
     </w:p>
     <w:p>
@@ -16023,7 +16101,25 @@
         <w:rPr>
           <w:rFonts w:hint="eastAsia" w:ascii="Times New Roman" w:hAnsi="Times New Roman" w:eastAsia="Times New Roman" w:cs="Times New Roman"/>
         </w:rPr>
-        <w:t>。</w:t>
+        <w:t>。（</w:t>
+      </w:r>
+      <w:r>
+        <w:rPr>
+          <w:rFonts w:hint="eastAsia" w:ascii="Times New Roman" w:hAnsi="Times New Roman" w:eastAsia="FangSong" w:cs="Times New Roman"/>
+        </w:rPr>
+        <w:t>见图</w:t>
+      </w:r>
+      <w:r>
+        <w:rPr>
+          <w:rFonts w:ascii="Times New Roman" w:hAnsi="Times New Roman" w:eastAsia="Times New Roman" w:cs="Times New Roman"/>
+        </w:rPr>
+        <w:t xml:space="preserve"> </w:t>
+      </w:r>
+      <w:r>
+        <w:rPr>
+          <w:rFonts w:hint="eastAsia" w:ascii="Times New Roman" w:hAnsi="Times New Roman" w:eastAsia="Times New Roman" w:cs="Times New Roman"/>
+        </w:rPr>
+        <w:t xml:space="preserve">5）</w:t>
       </w:r>
     </w:p>
     <w:p>
@@ -17872,7 +17968,25 @@
         <w:rPr>
           <w:rFonts w:hint="eastAsia" w:ascii="Times New Roman" w:hAnsi="Times New Roman" w:eastAsia="Times New Roman" w:cs="Times New Roman"/>
         </w:rPr>
-        <w:t>。</w:t>
+        <w:t>。（</w:t>
+      </w:r>
+      <w:r>
+        <w:rPr>
+          <w:rFonts w:hint="eastAsia" w:ascii="Times New Roman" w:hAnsi="Times New Roman" w:eastAsia="FangSong" w:cs="Times New Roman"/>
+        </w:rPr>
+        <w:t>见图</w:t>
+      </w:r>
+      <w:r>
+        <w:rPr>
+          <w:rFonts w:ascii="Times New Roman" w:hAnsi="Times New Roman" w:eastAsia="Times New Roman" w:cs="Times New Roman"/>
+        </w:rPr>
+        <w:t xml:space="preserve"> </w:t>
+      </w:r>
+      <w:r>
+        <w:rPr>
+          <w:rFonts w:hint="eastAsia" w:ascii="Times New Roman" w:hAnsi="Times New Roman" w:eastAsia="Times New Roman" w:cs="Times New Roman"/>
+        </w:rPr>
+        <w:t xml:space="preserve">6）</w:t>
       </w:r>
     </w:p>
     <w:bookmarkEnd w:id="44"/>
@@ -28039,7 +28153,25 @@
         <w:rPr>
           <w:rFonts w:hint="eastAsia" w:ascii="Times New Roman" w:hAnsi="Times New Roman" w:eastAsia="Times New Roman" w:cs="Times New Roman"/>
         </w:rPr>
-        <w:t>。</w:t>
+        <w:t>。（</w:t>
+      </w:r>
+      <w:r>
+        <w:rPr>
+          <w:rFonts w:hint="eastAsia" w:ascii="Times New Roman" w:hAnsi="Times New Roman" w:eastAsia="FangSong" w:cs="Times New Roman"/>
+        </w:rPr>
+        <w:t>见图</w:t>
+      </w:r>
+      <w:r>
+        <w:rPr>
+          <w:rFonts w:ascii="Times New Roman" w:hAnsi="Times New Roman" w:eastAsia="Times New Roman" w:cs="Times New Roman"/>
+        </w:rPr>
+        <w:t xml:space="preserve"> </w:t>
+      </w:r>
+      <w:r>
+        <w:rPr>
+          <w:rFonts w:hint="eastAsia" w:ascii="Times New Roman" w:hAnsi="Times New Roman" w:eastAsia="Times New Roman" w:cs="Times New Roman"/>
+        </w:rPr>
+        <w:t xml:space="preserve">7）</w:t>
       </w:r>
     </w:p>
     <w:p>
